--- a/downloads/sheets/t02.docx
+++ b/downloads/sheets/t02.docx
@@ -24,7 +24,7 @@
     </w:p>
     <w:p>
       <w:r>
-        <w:t>confirm. The fetched PDF names JRE 8 updates 421, 451, and 461, and macOS 15 Sequoia, 26 Tahoe, and 27 Golden Gate. Those lines are time-specific.. last checked 2026-10.</w:t>
+        <w:t>confirm. The fetched PDF names JRE 8 updates 421, 451, and 461, and macOS 15 Sequoia, 26 Tahoe, and 27 Golden Gate. Those lines are time-specific. last checked 2026-10.</w:t>
       </w:r>
     </w:p>
     <w:p>
@@ -59,12 +59,12 @@
     </w:p>
     <w:p>
       <w:r>
-        <w:t>confirm. Public pages do not spell out, in one paragraph, whether a custom disposition named DNC writes the same list as the Set DNC module. Confirm in your domain.. last checked 2026-10.</w:t>
+        <w:t>confirm. Public pages do not spell out, in one paragraph, whether a custom disposition named DNC writes the same list as the Set DNC module. Confirm in your domain. last checked 2026-10.</w:t>
       </w:r>
     </w:p>
     <w:p>
       <w:r>
-        <w:t>confirm. Headset model numbers are not listed in the section this lab read. The PDF points at a separate recommended-headsets note.. last checked 2026-10.</w:t>
+        <w:t>confirm. Headset model numbers are not listed in the section this lab read. The PDF points at a separate recommended-headsets note. last checked 2026-10.</w:t>
       </w:r>
     </w:p>
     <w:p>
